--- a/王帅俭_2026_0.docx
+++ b/王帅俭_2026_0.docx
@@ -551,6 +551,10 @@
     <w:p>
       <w:pPr>
         <w:spacing w:before="40" w:after="60"/>
+        <w:rPr>
+          <w:rFonts w:hint="default" w:eastAsia="微软雅黑"/>
+          <w:lang w:val="en-US" w:eastAsia="zh-CN"/>
+        </w:rPr>
       </w:pPr>
       <w:r>
         <w:rPr>
@@ -570,6 +574,17 @@
         </w:rPr>
         <w:t>AI平台建设（孔明）</w:t>
       </w:r>
+      <w:r>
+        <w:rPr>
+          <w:rFonts w:hint="eastAsia" w:cs="微软雅黑"/>
+          <w:sz w:val="20"/>
+          <w:szCs w:val="20"/>
+          <w:lang w:val="en-US" w:eastAsia="zh-CN"/>
+        </w:rPr>
+        <w:t>,GPU虚拟化，大模型训练</w:t>
+      </w:r>
+      <w:bookmarkStart w:id="0" w:name="_GoBack"/>
+      <w:bookmarkEnd w:id="0"/>
     </w:p>
     <w:p>
       <w:pPr>
@@ -1880,17 +1895,7 @@
           <w:sz w:val="20"/>
           <w:szCs w:val="20"/>
         </w:rPr>
-        <w:t>迁移ChatGLM-6B到Megatron框架：适配模型结构差异（RoPE位置编码、LayerNorm实现、</w:t>
-      </w:r>
-      <w:bookmarkStart w:id="0" w:name="_GoBack"/>
-      <w:bookmarkEnd w:id="0"/>
-      <w:r>
-        <w:rPr>
-          <w:rFonts w:ascii="微软雅黑" w:hAnsi="微软雅黑" w:eastAsia="微软雅黑" w:cs="微软雅黑"/>
-          <w:sz w:val="20"/>
-          <w:szCs w:val="20"/>
-        </w:rPr>
-        <w:t>attention mask等），逐层对齐tensor精度，确保迁移后训练行为与原实现一致。</w:t>
+        <w:t>迁移ChatGLM-6B到Megatron框架：适配模型结构差异（RoPE位置编码、LayerNorm实现、attention mask等），逐层对齐tensor精度，确保迁移后训练行为与原实现一致。</w:t>
       </w:r>
     </w:p>
     <w:p>
@@ -3859,7 +3864,7 @@
     <w:lsdException w:qFormat="1" w:unhideWhenUsed="0" w:uiPriority="0" w:semiHidden="0" w:name="Title"/>
     <w:lsdException w:unhideWhenUsed="0" w:uiPriority="0" w:semiHidden="0" w:name="Closing"/>
     <w:lsdException w:unhideWhenUsed="0" w:uiPriority="0" w:semiHidden="0" w:name="Signature"/>
-    <w:lsdException w:unhideWhenUsed="0" w:uiPriority="0" w:name="Default Paragraph Font"/>
+    <w:lsdException w:qFormat="1" w:unhideWhenUsed="0" w:uiPriority="0" w:name="Default Paragraph Font"/>
     <w:lsdException w:unhideWhenUsed="0" w:uiPriority="0" w:semiHidden="0" w:name="Body Text"/>
     <w:lsdException w:unhideWhenUsed="0" w:uiPriority="0" w:semiHidden="0" w:name="Body Text Indent"/>
     <w:lsdException w:unhideWhenUsed="0" w:uiPriority="0" w:semiHidden="0" w:name="List Continue"/>
@@ -4135,6 +4140,7 @@
   <w:style w:type="character" w:default="1" w:styleId="12">
     <w:name w:val="Default Paragraph Font"/>
     <w:semiHidden/>
+    <w:qFormat/>
     <w:uiPriority w:val="0"/>
   </w:style>
   <w:style w:type="table" w:default="1" w:styleId="11">
